--- a/docs/files/f126_面试备考资料.docx
+++ b/docs/files/f126_面试备考资料.docx
@@ -103,7 +103,7 @@
           <w:color w:val="5A5A5A"/>
           <w:sz w:val="20"/>
         </w:rPr>
-        <w:t>生成日期：2026-09-21</w:t>
+        <w:t>生成日期：2026-10-24</w:t>
       </w:r>
     </w:p>
     <w:p>
@@ -384,176 +384,6 @@
     </w:p>
     <w:p>
       <w:pPr>
-        <w:spacing w:after="40"/>
-        <w:ind w:left="907"/>
-      </w:pPr>
-      <w:hyperlink w:anchor="toc_heading_15" w:history="1">
-        <w:r>
-          <w:rPr>
-            <w:rFonts w:ascii="Times New Roman" w:hAnsi="Times New Roman" w:eastAsia="宋体"/>
-            <w:sz w:val="21"/>
-            <w:szCs w:val="21"/>
-            <w:color w:val="5A5A5A"/>
-          </w:rPr>
-          <w:t xml:space="preserve">Q：这个项目的背景是什么？你为什么想到做这个？</w:t>
-        </w:r>
-      </w:hyperlink>
-    </w:p>
-    <w:p>
-      <w:pPr>
-        <w:spacing w:after="40"/>
-        <w:ind w:left="907"/>
-      </w:pPr>
-      <w:hyperlink w:anchor="toc_heading_16" w:history="1">
-        <w:r>
-          <w:rPr>
-            <w:rFonts w:ascii="Times New Roman" w:hAnsi="Times New Roman" w:eastAsia="宋体"/>
-            <w:sz w:val="21"/>
-            <w:szCs w:val="21"/>
-            <w:color w:val="5A5A5A"/>
-          </w:rPr>
-          <w:t xml:space="preserve">Q：15个候选点位和日均345单的数据是怎么来的？</w:t>
-        </w:r>
-      </w:hyperlink>
-    </w:p>
-    <w:p>
-      <w:pPr>
-        <w:spacing w:after="40"/>
-        <w:ind w:left="907"/>
-      </w:pPr>
-      <w:hyperlink w:anchor="toc_heading_17" w:history="1">
-        <w:r>
-          <w:rPr>
-            <w:rFonts w:ascii="Times New Roman" w:hAnsi="Times New Roman" w:eastAsia="宋体"/>
-            <w:sz w:val="21"/>
-            <w:szCs w:val="21"/>
-            <w:color w:val="5A5A5A"/>
-          </w:rPr>
-          <w:t xml:space="preserve">Q：什么是"选址-路径双层优化模型"？能不能简单解释一下？</w:t>
-        </w:r>
-      </w:hyperlink>
-    </w:p>
-    <w:p>
-      <w:pPr>
-        <w:spacing w:after="40"/>
-        <w:ind w:left="907"/>
-      </w:pPr>
-      <w:hyperlink w:anchor="toc_heading_18" w:history="1">
-        <w:r>
-          <w:rPr>
-            <w:rFonts w:ascii="Times New Roman" w:hAnsi="Times New Roman" w:eastAsia="宋体"/>
-            <w:sz w:val="21"/>
-            <w:szCs w:val="21"/>
-            <w:color w:val="5A5A5A"/>
-          </w:rPr>
-          <w:t xml:space="preserve">Q：为什么要用p-median模型？它的核心假设是什么？</w:t>
-        </w:r>
-      </w:hyperlink>
-    </w:p>
-    <w:p>
-      <w:pPr>
-        <w:spacing w:after="40"/>
-        <w:ind w:left="907"/>
-      </w:pPr>
-      <w:hyperlink w:anchor="toc_heading_19" w:history="1">
-        <w:r>
-          <w:rPr>
-            <w:rFonts w:ascii="Times New Roman" w:hAnsi="Times New Roman" w:eastAsia="宋体"/>
-            <w:sz w:val="21"/>
-            <w:szCs w:val="21"/>
-            <w:color w:val="5A5A5A"/>
-          </w:rPr>
-          <w:t xml:space="preserve">Q：你提到"年龄分层服务半径约束"，这个是怎么设计的？</w:t>
-        </w:r>
-      </w:hyperlink>
-    </w:p>
-    <w:p>
-      <w:pPr>
-        <w:spacing w:after="40"/>
-        <w:ind w:left="907"/>
-      </w:pPr>
-      <w:hyperlink w:anchor="toc_heading_20" w:history="1">
-        <w:r>
-          <w:rPr>
-            <w:rFonts w:ascii="Times New Roman" w:hAnsi="Times New Roman" w:eastAsia="宋体"/>
-            <w:sz w:val="21"/>
-            <w:szCs w:val="21"/>
-            <w:color w:val="5A5A5A"/>
-          </w:rPr>
-          <w:t xml:space="preserve">Q：18.7%的成本降低是怎么算出来的？</w:t>
-        </w:r>
-      </w:hyperlink>
-    </w:p>
-    <w:p>
-      <w:pPr>
-        <w:spacing w:after="40"/>
-        <w:ind w:left="907"/>
-      </w:pPr>
-      <w:hyperlink w:anchor="toc_heading_21" w:history="1">
-        <w:r>
-          <w:rPr>
-            <w:rFonts w:ascii="Times New Roman" w:hAnsi="Times New Roman" w:eastAsia="宋体"/>
-            <w:sz w:val="21"/>
-            <w:szCs w:val="21"/>
-            <w:color w:val="5A5A5A"/>
-          </w:rPr>
-          <w:t xml:space="preserve">Q：你用Python怎么求解的？用了什么算法？</w:t>
-        </w:r>
-      </w:hyperlink>
-    </w:p>
-    <w:p>
-      <w:pPr>
-        <w:spacing w:after="40"/>
-        <w:ind w:left="907"/>
-      </w:pPr>
-      <w:hyperlink w:anchor="toc_heading_22" w:history="1">
-        <w:r>
-          <w:rPr>
-            <w:rFonts w:ascii="Times New Roman" w:hAnsi="Times New Roman" w:eastAsia="宋体"/>
-            <w:sz w:val="21"/>
-            <w:szCs w:val="21"/>
-            <w:color w:val="5A5A5A"/>
-          </w:rPr>
-          <w:t xml:space="preserve">Q：这个项目最大的难点是什么？你是怎么解决的？</w:t>
-        </w:r>
-      </w:hyperlink>
-    </w:p>
-    <w:p>
-      <w:pPr>
-        <w:spacing w:after="40"/>
-        <w:ind w:left="907"/>
-      </w:pPr>
-      <w:hyperlink w:anchor="toc_heading_23" w:history="1">
-        <w:r>
-          <w:rPr>
-            <w:rFonts w:ascii="Times New Roman" w:hAnsi="Times New Roman" w:eastAsia="宋体"/>
-            <w:sz w:val="21"/>
-            <w:szCs w:val="21"/>
-            <w:color w:val="5A5A5A"/>
-          </w:rPr>
-          <w:t xml:space="preserve">Q：如果让你现在重新做这个项目，你会怎么改进？</w:t>
-        </w:r>
-      </w:hyperlink>
-    </w:p>
-    <w:p>
-      <w:pPr>
-        <w:spacing w:after="40"/>
-        <w:ind w:left="907"/>
-      </w:pPr>
-      <w:hyperlink w:anchor="toc_heading_24" w:history="1">
-        <w:r>
-          <w:rPr>
-            <w:rFonts w:ascii="Times New Roman" w:hAnsi="Times New Roman" w:eastAsia="宋体"/>
-            <w:sz w:val="21"/>
-            <w:szCs w:val="21"/>
-            <w:color w:val="5A5A5A"/>
-          </w:rPr>
-          <w:t xml:space="preserve">Q：这个项目和京东物流有什么关系？你觉得对TET管培生有什么帮助？</w:t>
-        </w:r>
-      </w:hyperlink>
-    </w:p>
-    <w:p>
-      <w:pPr>
         <w:spacing w:after="60"/>
         <w:ind w:left="454"/>
       </w:pPr>
@@ -571,91 +401,6 @@
     </w:p>
     <w:p>
       <w:pPr>
-        <w:spacing w:after="40"/>
-        <w:ind w:left="907"/>
-      </w:pPr>
-      <w:hyperlink w:anchor="toc_heading_26" w:history="1">
-        <w:r>
-          <w:rPr>
-            <w:rFonts w:ascii="Times New Roman" w:hAnsi="Times New Roman" w:eastAsia="宋体"/>
-            <w:sz w:val="21"/>
-            <w:szCs w:val="21"/>
-            <w:color w:val="5A5A5A"/>
-          </w:rPr>
-          <w:t xml:space="preserve">Q：什么是TAM模型？为什么用这个模型？</w:t>
-        </w:r>
-      </w:hyperlink>
-    </w:p>
-    <w:p>
-      <w:pPr>
-        <w:spacing w:after="40"/>
-        <w:ind w:left="907"/>
-      </w:pPr>
-      <w:hyperlink w:anchor="toc_heading_27" w:history="1">
-        <w:r>
-          <w:rPr>
-            <w:rFonts w:ascii="Times New Roman" w:hAnsi="Times New Roman" w:eastAsia="宋体"/>
-            <w:sz w:val="21"/>
-            <w:szCs w:val="21"/>
-            <w:color w:val="5A5A5A"/>
-          </w:rPr>
-          <w:t xml:space="preserve">Q：328份问卷是怎么发放的？样本是哪些人群？</w:t>
-        </w:r>
-      </w:hyperlink>
-    </w:p>
-    <w:p>
-      <w:pPr>
-        <w:spacing w:after="40"/>
-        <w:ind w:left="907"/>
-      </w:pPr>
-      <w:hyperlink w:anchor="toc_heading_28" w:history="1">
-        <w:r>
-          <w:rPr>
-            <w:rFonts w:ascii="Times New Roman" w:hAnsi="Times New Roman" w:eastAsia="宋体"/>
-            <w:sz w:val="21"/>
-            <w:szCs w:val="21"/>
-            <w:color w:val="5A5A5A"/>
-          </w:rPr>
-          <w:t xml:space="preserve">Q：你提到"交互性、个性化、自主性"是核心因素，这些是怎么测量的？</w:t>
-        </w:r>
-      </w:hyperlink>
-    </w:p>
-    <w:p>
-      <w:pPr>
-        <w:spacing w:after="40"/>
-        <w:ind w:left="907"/>
-      </w:pPr>
-      <w:hyperlink w:anchor="toc_heading_29" w:history="1">
-        <w:r>
-          <w:rPr>
-            <w:rFonts w:ascii="Times New Roman" w:hAnsi="Times New Roman" w:eastAsia="宋体"/>
-            <w:sz w:val="21"/>
-            <w:szCs w:val="21"/>
-            <w:color w:val="5A5A5A"/>
-          </w:rPr>
-          <w:t xml:space="preserve">Q：β系数是什么意思？你说β=0.42说明什么？</w:t>
-        </w:r>
-      </w:hyperlink>
-    </w:p>
-    <w:p>
-      <w:pPr>
-        <w:spacing w:after="40"/>
-        <w:ind w:left="907"/>
-      </w:pPr>
-      <w:hyperlink w:anchor="toc_heading_30" w:history="1">
-        <w:r>
-          <w:rPr>
-            <w:rFonts w:ascii="Times New Roman" w:hAnsi="Times New Roman" w:eastAsia="宋体"/>
-            <w:sz w:val="21"/>
-            <w:szCs w:val="21"/>
-            <w:color w:val="5A5A5A"/>
-          </w:rPr>
-          <w:t xml:space="preserve">Q：你做这个项目最大的收获是什么？</w:t>
-        </w:r>
-      </w:hyperlink>
-    </w:p>
-    <w:p>
-      <w:pPr>
         <w:spacing w:after="60"/>
         <w:ind w:left="454"/>
       </w:pPr>
@@ -673,108 +418,6 @@
     </w:p>
     <w:p>
       <w:pPr>
-        <w:spacing w:after="40"/>
-        <w:ind w:left="907"/>
-      </w:pPr>
-      <w:hyperlink w:anchor="toc_heading_32" w:history="1">
-        <w:r>
-          <w:rPr>
-            <w:rFonts w:ascii="Times New Roman" w:hAnsi="Times New Roman" w:eastAsia="宋体"/>
-            <w:sz w:val="21"/>
-            <w:szCs w:val="21"/>
-            <w:color w:val="5A5A5A"/>
-          </w:rPr>
-          <w:t xml:space="preserve">Q：45211条数据是什么样的数据？有哪些字段？</w:t>
-        </w:r>
-      </w:hyperlink>
-    </w:p>
-    <w:p>
-      <w:pPr>
-        <w:spacing w:after="40"/>
-        <w:ind w:left="907"/>
-      </w:pPr>
-      <w:hyperlink w:anchor="toc_heading_33" w:history="1">
-        <w:r>
-          <w:rPr>
-            <w:rFonts w:ascii="Times New Roman" w:hAnsi="Times New Roman" w:eastAsia="宋体"/>
-            <w:sz w:val="21"/>
-            <w:szCs w:val="21"/>
-            <w:color w:val="5A5A5A"/>
-          </w:rPr>
-          <w:t xml:space="preserve">Q：你说用R做数据清洗，具体清洗了什么？</w:t>
-        </w:r>
-      </w:hyperlink>
-    </w:p>
-    <w:p>
-      <w:pPr>
-        <w:spacing w:after="40"/>
-        <w:ind w:left="907"/>
-      </w:pPr>
-      <w:hyperlink w:anchor="toc_heading_34" w:history="1">
-        <w:r>
-          <w:rPr>
-            <w:rFonts w:ascii="Times New Roman" w:hAnsi="Times New Roman" w:eastAsia="宋体"/>
-            <w:sz w:val="21"/>
-            <w:szCs w:val="21"/>
-            <w:color w:val="5A5A5A"/>
-          </w:rPr>
-          <w:t xml:space="preserve">Q：什么是帕累托图？你用它发现了什么？</w:t>
-        </w:r>
-      </w:hyperlink>
-    </w:p>
-    <w:p>
-      <w:pPr>
-        <w:spacing w:after="40"/>
-        <w:ind w:left="907"/>
-      </w:pPr>
-      <w:hyperlink w:anchor="toc_heading_35" w:history="1">
-        <w:r>
-          <w:rPr>
-            <w:rFonts w:ascii="Times New Roman" w:hAnsi="Times New Roman" w:eastAsia="宋体"/>
-            <w:sz w:val="21"/>
-            <w:szCs w:val="21"/>
-            <w:color w:val="5A5A5A"/>
-          </w:rPr>
-          <w:t xml:space="preserve">Q：转化瀑布图是什么？你发现了什么结论？</w:t>
-        </w:r>
-      </w:hyperlink>
-    </w:p>
-    <w:p>
-      <w:pPr>
-        <w:spacing w:after="40"/>
-        <w:ind w:left="907"/>
-      </w:pPr>
-      <w:hyperlink w:anchor="toc_heading_36" w:history="1">
-        <w:r>
-          <w:rPr>
-            <w:rFonts w:ascii="Times New Roman" w:hAnsi="Times New Roman" w:eastAsia="宋体"/>
-            <w:sz w:val="21"/>
-            <w:szCs w:val="21"/>
-            <w:color w:val="5A5A5A"/>
-          </w:rPr>
-          <w:t xml:space="preserve">Q：相关性热力图你发现了什么？哪个因素影响最大？</w:t>
-        </w:r>
-      </w:hyperlink>
-    </w:p>
-    <w:p>
-      <w:pPr>
-        <w:spacing w:after="40"/>
-        <w:ind w:left="907"/>
-      </w:pPr>
-      <w:hyperlink w:anchor="toc_heading_37" w:history="1">
-        <w:r>
-          <w:rPr>
-            <w:rFonts w:ascii="Times New Roman" w:hAnsi="Times New Roman" w:eastAsia="宋体"/>
-            <w:sz w:val="21"/>
-            <w:szCs w:val="21"/>
-            <w:color w:val="5A5A5A"/>
-          </w:rPr>
-          <w:t xml:space="preserve">Q：你说识别了关键影响变量，这些变量是什么？</w:t>
-        </w:r>
-      </w:hyperlink>
-    </w:p>
-    <w:p>
-      <w:pPr>
         <w:spacing w:after="60"/>
         <w:ind w:left="454"/>
       </w:pPr>
@@ -792,91 +435,6 @@
     </w:p>
     <w:p>
       <w:pPr>
-        <w:spacing w:after="40"/>
-        <w:ind w:left="907"/>
-      </w:pPr>
-      <w:hyperlink w:anchor="toc_heading_39" w:history="1">
-        <w:r>
-          <w:rPr>
-            <w:rFonts w:ascii="Times New Roman" w:hAnsi="Times New Roman" w:eastAsia="宋体"/>
-            <w:sz w:val="21"/>
-            <w:szCs w:val="21"/>
-            <w:color w:val="5A5A5A"/>
-          </w:rPr>
-          <w:t xml:space="preserve">Q：200多份材料具体是什么？你是怎么统筹的？</w:t>
-        </w:r>
-      </w:hyperlink>
-    </w:p>
-    <w:p>
-      <w:pPr>
-        <w:spacing w:after="40"/>
-        <w:ind w:left="907"/>
-      </w:pPr>
-      <w:hyperlink w:anchor="toc_heading_40" w:history="1">
-        <w:r>
-          <w:rPr>
-            <w:rFonts w:ascii="Times New Roman" w:hAnsi="Times New Roman" w:eastAsia="宋体"/>
-            <w:sz w:val="21"/>
-            <w:szCs w:val="21"/>
-            <w:color w:val="5A5A5A"/>
-          </w:rPr>
-          <w:t xml:space="preserve">Q：什么是"三级校验机制"？具体怎么运作的？</w:t>
-        </w:r>
-      </w:hyperlink>
-    </w:p>
-    <w:p>
-      <w:pPr>
-        <w:spacing w:after="40"/>
-        <w:ind w:left="907"/>
-      </w:pPr>
-      <w:hyperlink w:anchor="toc_heading_41" w:history="1">
-        <w:r>
-          <w:rPr>
-            <w:rFonts w:ascii="Times New Roman" w:hAnsi="Times New Roman" w:eastAsia="宋体"/>
-            <w:sz w:val="21"/>
-            <w:szCs w:val="21"/>
-            <w:color w:val="5A5A5A"/>
-          </w:rPr>
-          <w:t xml:space="preserve">Q：你用Excel搭了什么样的台账？有哪些功能？</w:t>
-        </w:r>
-      </w:hyperlink>
-    </w:p>
-    <w:p>
-      <w:pPr>
-        <w:spacing w:after="40"/>
-        <w:ind w:left="907"/>
-      </w:pPr>
-      <w:hyperlink w:anchor="toc_heading_42" w:history="1">
-        <w:r>
-          <w:rPr>
-            <w:rFonts w:ascii="Times New Roman" w:hAnsi="Times New Roman" w:eastAsia="宋体"/>
-            <w:sz w:val="21"/>
-            <w:szCs w:val="21"/>
-            <w:color w:val="5A5A5A"/>
-          </w:rPr>
-          <w:t xml:space="preserve">Q：三个月里你遇到过的最大挑战是什么？</w:t>
-        </w:r>
-      </w:hyperlink>
-    </w:p>
-    <w:p>
-      <w:pPr>
-        <w:spacing w:after="40"/>
-        <w:ind w:left="907"/>
-      </w:pPr>
-      <w:hyperlink w:anchor="toc_heading_43" w:history="1">
-        <w:r>
-          <w:rPr>
-            <w:rFonts w:ascii="Times New Roman" w:hAnsi="Times New Roman" w:eastAsia="宋体"/>
-            <w:sz w:val="21"/>
-            <w:szCs w:val="21"/>
-            <w:color w:val="5A5A5A"/>
-          </w:rPr>
-          <w:t xml:space="preserve">Q：这段经历和京东物流管培生有什么关系？</w:t>
-        </w:r>
-      </w:hyperlink>
-    </w:p>
-    <w:p>
-      <w:pPr>
         <w:spacing w:after="60"/>
         <w:ind w:left="454"/>
       </w:pPr>
@@ -894,91 +452,6 @@
     </w:p>
     <w:p>
       <w:pPr>
-        <w:spacing w:after="40"/>
-        <w:ind w:left="907"/>
-      </w:pPr>
-      <w:hyperlink w:anchor="toc_heading_45" w:history="1">
-        <w:r>
-          <w:rPr>
-            <w:rFonts w:ascii="Times New Roman" w:hAnsi="Times New Roman" w:eastAsia="宋体"/>
-            <w:sz w:val="21"/>
-            <w:szCs w:val="21"/>
-            <w:color w:val="5A5A5A"/>
-          </w:rPr>
-          <w:t xml:space="preserve">Q：你具体怎么盘点的？多久盘一次？</w:t>
-        </w:r>
-      </w:hyperlink>
-    </w:p>
-    <w:p>
-      <w:pPr>
-        <w:spacing w:after="40"/>
-        <w:ind w:left="907"/>
-      </w:pPr>
-      <w:hyperlink w:anchor="toc_heading_46" w:history="1">
-        <w:r>
-          <w:rPr>
-            <w:rFonts w:ascii="Times New Roman" w:hAnsi="Times New Roman" w:eastAsia="宋体"/>
-            <w:sz w:val="21"/>
-            <w:szCs w:val="21"/>
-            <w:color w:val="5A5A5A"/>
-          </w:rPr>
-          <w:t xml:space="preserve">Q：效期管理具体怎么做的？</w:t>
-        </w:r>
-      </w:hyperlink>
-    </w:p>
-    <w:p>
-      <w:pPr>
-        <w:spacing w:after="40"/>
-        <w:ind w:left="907"/>
-      </w:pPr>
-      <w:hyperlink w:anchor="toc_heading_47" w:history="1">
-        <w:r>
-          <w:rPr>
-            <w:rFonts w:ascii="Times New Roman" w:hAnsi="Times New Roman" w:eastAsia="宋体"/>
-            <w:sz w:val="21"/>
-            <w:szCs w:val="21"/>
-            <w:color w:val="5A5A5A"/>
-          </w:rPr>
-          <w:t xml:space="preserve">Q：你怎么根据销售规律做备货？备货量是怎么定的？</w:t>
-        </w:r>
-      </w:hyperlink>
-    </w:p>
-    <w:p>
-      <w:pPr>
-        <w:spacing w:after="40"/>
-        <w:ind w:left="907"/>
-      </w:pPr>
-      <w:hyperlink w:anchor="toc_heading_48" w:history="1">
-        <w:r>
-          <w:rPr>
-            <w:rFonts w:ascii="Times New Roman" w:hAnsi="Times New Roman" w:eastAsia="宋体"/>
-            <w:sz w:val="21"/>
-            <w:szCs w:val="21"/>
-            <w:color w:val="5A5A5A"/>
-          </w:rPr>
-          <w:t xml:space="preserve">Q：遇到过缺货或者物料损耗吗？怎么处理的？</w:t>
-        </w:r>
-      </w:hyperlink>
-    </w:p>
-    <w:p>
-      <w:pPr>
-        <w:spacing w:after="40"/>
-        <w:ind w:left="907"/>
-      </w:pPr>
-      <w:hyperlink w:anchor="toc_heading_49" w:history="1">
-        <w:r>
-          <w:rPr>
-            <w:rFonts w:ascii="Times New Roman" w:hAnsi="Times New Roman" w:eastAsia="宋体"/>
-            <w:sz w:val="21"/>
-            <w:szCs w:val="21"/>
-            <w:color w:val="5A5A5A"/>
-          </w:rPr>
-          <w:t xml:space="preserve">Q：这段一线经历对你理解物流有什么帮助？</w:t>
-        </w:r>
-      </w:hyperlink>
-    </w:p>
-    <w:p>
-      <w:pPr>
         <w:spacing w:after="60"/>
         <w:ind w:left="454"/>
       </w:pPr>
@@ -991,57 +464,6 @@
             <w:color w:val="2B4F6B"/>
           </w:rPr>
           <w:t xml:space="preserve">4.6 校园：管理学院宣传部 干事</w:t>
-        </w:r>
-      </w:hyperlink>
-    </w:p>
-    <w:p>
-      <w:pPr>
-        <w:spacing w:after="40"/>
-        <w:ind w:left="907"/>
-      </w:pPr>
-      <w:hyperlink w:anchor="toc_heading_51" w:history="1">
-        <w:r>
-          <w:rPr>
-            <w:rFonts w:ascii="Times New Roman" w:hAnsi="Times New Roman" w:eastAsia="宋体"/>
-            <w:sz w:val="21"/>
-            <w:szCs w:val="21"/>
-            <w:color w:val="5A5A5A"/>
-          </w:rPr>
-          <w:t xml:space="preserve">Q：宣传部干事具体做什么？你负责哪块？</w:t>
-        </w:r>
-      </w:hyperlink>
-    </w:p>
-    <w:p>
-      <w:pPr>
-        <w:spacing w:after="40"/>
-        <w:ind w:left="907"/>
-      </w:pPr>
-      <w:hyperlink w:anchor="toc_heading_52" w:history="1">
-        <w:r>
-          <w:rPr>
-            <w:rFonts w:ascii="Times New Roman" w:hAnsi="Times New Roman" w:eastAsia="宋体"/>
-            <w:sz w:val="21"/>
-            <w:szCs w:val="21"/>
-            <w:color w:val="5A5A5A"/>
-          </w:rPr>
-          <w:t xml:space="preserve">Q：统筹活动物资的时候遇到过什么问题？怎么解决的？</w:t>
-        </w:r>
-      </w:hyperlink>
-    </w:p>
-    <w:p>
-      <w:pPr>
-        <w:spacing w:after="40"/>
-        <w:ind w:left="907"/>
-      </w:pPr>
-      <w:hyperlink w:anchor="toc_heading_53" w:history="1">
-        <w:r>
-          <w:rPr>
-            <w:rFonts w:ascii="Times New Roman" w:hAnsi="Times New Roman" w:eastAsia="宋体"/>
-            <w:sz w:val="21"/>
-            <w:szCs w:val="21"/>
-            <w:color w:val="5A5A5A"/>
-          </w:rPr>
-          <w:t xml:space="preserve">Q：这段经历锻炼了你什么能力？</w:t>
         </w:r>
       </w:hyperlink>
     </w:p>
@@ -1082,57 +504,6 @@
     </w:p>
     <w:p>
       <w:pPr>
-        <w:spacing w:after="40"/>
-        <w:ind w:left="907"/>
-      </w:pPr>
-      <w:hyperlink w:anchor="toc_heading_56" w:history="1">
-        <w:r>
-          <w:rPr>
-            <w:rFonts w:ascii="Times New Roman" w:hAnsi="Times New Roman" w:eastAsia="宋体"/>
-            <w:sz w:val="21"/>
-            <w:szCs w:val="21"/>
-            <w:color w:val="5A5A5A"/>
-          </w:rPr>
-          <w:t xml:space="preserve">Q：为什么选择京东？</w:t>
-        </w:r>
-      </w:hyperlink>
-    </w:p>
-    <w:p>
-      <w:pPr>
-        <w:spacing w:after="40"/>
-        <w:ind w:left="907"/>
-      </w:pPr>
-      <w:hyperlink w:anchor="toc_heading_57" w:history="1">
-        <w:r>
-          <w:rPr>
-            <w:rFonts w:ascii="Times New Roman" w:hAnsi="Times New Roman" w:eastAsia="宋体"/>
-            <w:sz w:val="21"/>
-            <w:szCs w:val="21"/>
-            <w:color w:val="5A5A5A"/>
-          </w:rPr>
-          <w:t xml:space="preserve">Q：为什么选择物流方向？</w:t>
-        </w:r>
-      </w:hyperlink>
-    </w:p>
-    <w:p>
-      <w:pPr>
-        <w:spacing w:after="40"/>
-        <w:ind w:left="907"/>
-      </w:pPr>
-      <w:hyperlink w:anchor="toc_heading_58" w:history="1">
-        <w:r>
-          <w:rPr>
-            <w:rFonts w:ascii="Times New Roman" w:hAnsi="Times New Roman" w:eastAsia="宋体"/>
-            <w:sz w:val="21"/>
-            <w:szCs w:val="21"/>
-            <w:color w:val="5A5A5A"/>
-          </w:rPr>
-          <w:t xml:space="preserve">Q：你了解TET管培生吗？你觉得这个项目最大的挑战是什么？</w:t>
-        </w:r>
-      </w:hyperlink>
-    </w:p>
-    <w:p>
-      <w:pPr>
         <w:spacing w:after="60"/>
         <w:ind w:left="454"/>
       </w:pPr>
@@ -1150,57 +521,6 @@
     </w:p>
     <w:p>
       <w:pPr>
-        <w:spacing w:after="40"/>
-        <w:ind w:left="907"/>
-      </w:pPr>
-      <w:hyperlink w:anchor="toc_heading_60" w:history="1">
-        <w:r>
-          <w:rPr>
-            <w:rFonts w:ascii="Times New Roman" w:hAnsi="Times New Roman" w:eastAsia="宋体"/>
-            <w:sz w:val="21"/>
-            <w:szCs w:val="21"/>
-            <w:color w:val="5A5A5A"/>
-          </w:rPr>
-          <w:t xml:space="preserve">Q：你最有成就感的一件事是什么？</w:t>
-        </w:r>
-      </w:hyperlink>
-    </w:p>
-    <w:p>
-      <w:pPr>
-        <w:spacing w:after="40"/>
-        <w:ind w:left="907"/>
-      </w:pPr>
-      <w:hyperlink w:anchor="toc_heading_61" w:history="1">
-        <w:r>
-          <w:rPr>
-            <w:rFonts w:ascii="Times New Roman" w:hAnsi="Times New Roman" w:eastAsia="宋体"/>
-            <w:sz w:val="21"/>
-            <w:szCs w:val="21"/>
-            <w:color w:val="5A5A5A"/>
-          </w:rPr>
-          <w:t xml:space="preserve">Q：你遇到过最大的困难是什么？怎么解决的？</w:t>
-        </w:r>
-      </w:hyperlink>
-    </w:p>
-    <w:p>
-      <w:pPr>
-        <w:spacing w:after="40"/>
-        <w:ind w:left="907"/>
-      </w:pPr>
-      <w:hyperlink w:anchor="toc_heading_62" w:history="1">
-        <w:r>
-          <w:rPr>
-            <w:rFonts w:ascii="Times New Roman" w:hAnsi="Times New Roman" w:eastAsia="宋体"/>
-            <w:sz w:val="21"/>
-            <w:szCs w:val="21"/>
-            <w:color w:val="5A5A5A"/>
-          </w:rPr>
-          <w:t xml:space="preserve">Q：你和团队合作中遇到过冲突吗？怎么处理的？</w:t>
-        </w:r>
-      </w:hyperlink>
-    </w:p>
-    <w:p>
-      <w:pPr>
         <w:spacing w:after="60"/>
         <w:ind w:left="454"/>
       </w:pPr>
@@ -1218,40 +538,6 @@
     </w:p>
     <w:p>
       <w:pPr>
-        <w:spacing w:after="40"/>
-        <w:ind w:left="907"/>
-      </w:pPr>
-      <w:hyperlink w:anchor="toc_heading_64" w:history="1">
-        <w:r>
-          <w:rPr>
-            <w:rFonts w:ascii="Times New Roman" w:hAnsi="Times New Roman" w:eastAsia="宋体"/>
-            <w:sz w:val="21"/>
-            <w:szCs w:val="21"/>
-            <w:color w:val="5A5A5A"/>
-          </w:rPr>
-          <w:t xml:space="preserve">Q：你未来3-5年的职业规划是什么？</w:t>
-        </w:r>
-      </w:hyperlink>
-    </w:p>
-    <w:p>
-      <w:pPr>
-        <w:spacing w:after="40"/>
-        <w:ind w:left="907"/>
-      </w:pPr>
-      <w:hyperlink w:anchor="toc_heading_65" w:history="1">
-        <w:r>
-          <w:rPr>
-            <w:rFonts w:ascii="Times New Roman" w:hAnsi="Times New Roman" w:eastAsia="宋体"/>
-            <w:sz w:val="21"/>
-            <w:szCs w:val="21"/>
-            <w:color w:val="5A5A5A"/>
-          </w:rPr>
-          <w:t xml:space="preserve">Q：你怎么看待加班？</w:t>
-        </w:r>
-      </w:hyperlink>
-    </w:p>
-    <w:p>
-      <w:pPr>
         <w:spacing w:after="60"/>
         <w:ind w:left="454"/>
       </w:pPr>
@@ -1264,57 +550,6 @@
             <w:color w:val="2B4F6B"/>
           </w:rPr>
           <w:t xml:space="preserve">5.4 情景假设类问题</w:t>
-        </w:r>
-      </w:hyperlink>
-    </w:p>
-    <w:p>
-      <w:pPr>
-        <w:spacing w:after="40"/>
-        <w:ind w:left="907"/>
-      </w:pPr>
-      <w:hyperlink w:anchor="toc_heading_67" w:history="1">
-        <w:r>
-          <w:rPr>
-            <w:rFonts w:ascii="Times New Roman" w:hAnsi="Times New Roman" w:eastAsia="宋体"/>
-            <w:sz w:val="21"/>
-            <w:szCs w:val="21"/>
-            <w:color w:val="5A5A5A"/>
-          </w:rPr>
-          <w:t xml:space="preserve">Q：如果轮岗时被分配到仓库做最基础的分拣工作，你会怎么想？</w:t>
-        </w:r>
-      </w:hyperlink>
-    </w:p>
-    <w:p>
-      <w:pPr>
-        <w:spacing w:after="40"/>
-        <w:ind w:left="907"/>
-      </w:pPr>
-      <w:hyperlink w:anchor="toc_heading_68" w:history="1">
-        <w:r>
-          <w:rPr>
-            <w:rFonts w:ascii="Times New Roman" w:hAnsi="Times New Roman" w:eastAsia="宋体"/>
-            <w:sz w:val="21"/>
-            <w:szCs w:val="21"/>
-            <w:color w:val="5A5A5A"/>
-          </w:rPr>
-          <w:t xml:space="preserve">Q：如果定岗时你想去的岗位没有名额，被分配到销售岗，你会怎么办？</w:t>
-        </w:r>
-      </w:hyperlink>
-    </w:p>
-    <w:p>
-      <w:pPr>
-        <w:spacing w:after="40"/>
-        <w:ind w:left="907"/>
-      </w:pPr>
-      <w:hyperlink w:anchor="toc_heading_69" w:history="1">
-        <w:r>
-          <w:rPr>
-            <w:rFonts w:ascii="Times New Roman" w:hAnsi="Times New Roman" w:eastAsia="宋体"/>
-            <w:sz w:val="21"/>
-            <w:szCs w:val="21"/>
-            <w:color w:val="5A5A5A"/>
-          </w:rPr>
-          <w:t xml:space="preserve">Q：你发现一个业务流程有问题，但你的领导觉得没问题，你会怎么做？</w:t>
         </w:r>
       </w:hyperlink>
     </w:p>
@@ -1597,7 +832,24 @@
           <w:color w:val="5A5A5A"/>
           <w:sz w:val="21"/>
         </w:rPr>
-        <w:t>**面试类型**：AI面试</w:t>
+      </w:r>
+      <w:r>
+        <w:rPr>
+          <w:rFonts w:ascii="Calibri" w:hAnsi="Calibri" w:eastAsia="微软雅黑"/>
+          <w:b/>
+          <w:color w:val="5A5A5A"/>
+          <w:sz w:val="21"/>
+        </w:rPr>
+        <w:t>面试类型</w:t>
+      </w:r>
+      <w:r>
+        <w:rPr>
+          <w:rFonts w:ascii="Calibri" w:hAnsi="Calibri" w:eastAsia="微软雅黑"/>
+          <w:b w:val="0"/>
+          <w:color w:val="5A5A5A"/>
+          <w:sz w:val="21"/>
+        </w:rPr>
+        <w:t>：AI面试</w:t>
       </w:r>
     </w:p>
     <w:p>
@@ -1615,7 +867,24 @@
           <w:color w:val="5A5A5A"/>
           <w:sz w:val="21"/>
         </w:rPr>
-        <w:t>**备考日期**：2026-09-18</w:t>
+      </w:r>
+      <w:r>
+        <w:rPr>
+          <w:rFonts w:ascii="Calibri" w:hAnsi="Calibri" w:eastAsia="微软雅黑"/>
+          <w:b/>
+          <w:color w:val="5A5A5A"/>
+          <w:sz w:val="21"/>
+        </w:rPr>
+        <w:t>备考日期</w:t>
+      </w:r>
+      <w:r>
+        <w:rPr>
+          <w:rFonts w:ascii="Calibri" w:hAnsi="Calibri" w:eastAsia="微软雅黑"/>
+          <w:b w:val="0"/>
+          <w:color w:val="5A5A5A"/>
+          <w:sz w:val="21"/>
+        </w:rPr>
+        <w:t>：2026-09-18</w:t>
       </w:r>
     </w:p>
     <w:p>
@@ -1633,7 +902,24 @@
           <w:color w:val="5A5A5A"/>
           <w:sz w:val="21"/>
         </w:rPr>
-        <w:t>**数据来源**：JD + 背调报告（2026-09-09） + AI行业知识库</w:t>
+      </w:r>
+      <w:r>
+        <w:rPr>
+          <w:rFonts w:ascii="Calibri" w:hAnsi="Calibri" w:eastAsia="微软雅黑"/>
+          <w:b/>
+          <w:color w:val="5A5A5A"/>
+          <w:sz w:val="21"/>
+        </w:rPr>
+        <w:t>数据来源</w:t>
+      </w:r>
+      <w:r>
+        <w:rPr>
+          <w:rFonts w:ascii="Calibri" w:hAnsi="Calibri" w:eastAsia="微软雅黑"/>
+          <w:b w:val="0"/>
+          <w:color w:val="5A5A5A"/>
+          <w:sz w:val="21"/>
+        </w:rPr>
+        <w:t>：JD + 背调报告（2026-09-09） + AI行业知识库</w:t>
       </w:r>
     </w:p>
     <w:p>
@@ -1680,6 +966,10 @@
         <w:gridCol w:w="2882"/>
       </w:tblGrid>
       <w:tr>
+        <w:trPr>
+          <w:cantSplit/>
+          <w:tblHeader/>
+        </w:trPr>
         <w:tc>
           <w:tcPr>
             <w:tcW w:type="dxa" w:w="2882"/>
@@ -1733,6 +1023,9 @@
         </w:tc>
       </w:tr>
       <w:tr>
+        <w:trPr>
+          <w:cantSplit/>
+        </w:trPr>
         <w:tc>
           <w:tcPr>
             <w:tcW w:type="dxa" w:w="2882"/>
@@ -1802,6 +1095,9 @@
         </w:tc>
       </w:tr>
       <w:tr>
+        <w:trPr>
+          <w:cantSplit/>
+        </w:trPr>
         <w:tc>
           <w:tcPr>
             <w:tcW w:type="dxa" w:w="2882"/>
@@ -1871,6 +1167,9 @@
         </w:tc>
       </w:tr>
       <w:tr>
+        <w:trPr>
+          <w:cantSplit/>
+        </w:trPr>
         <w:tc>
           <w:tcPr>
             <w:tcW w:type="dxa" w:w="2882"/>
@@ -1940,6 +1239,9 @@
         </w:tc>
       </w:tr>
       <w:tr>
+        <w:trPr>
+          <w:cantSplit/>
+        </w:trPr>
         <w:tc>
           <w:tcPr>
             <w:tcW w:type="dxa" w:w="2882"/>
@@ -2009,6 +1311,9 @@
         </w:tc>
       </w:tr>
       <w:tr>
+        <w:trPr>
+          <w:cantSplit/>
+        </w:trPr>
         <w:tc>
           <w:tcPr>
             <w:tcW w:type="dxa" w:w="2882"/>
@@ -2078,6 +1383,9 @@
         </w:tc>
       </w:tr>
       <w:tr>
+        <w:trPr>
+          <w:cantSplit/>
+        </w:trPr>
         <w:tc>
           <w:tcPr>
             <w:tcW w:type="dxa" w:w="2882"/>
@@ -2751,20 +2059,6 @@
     </w:p>
     <w:p>
       <w:pPr>
-        <w:spacing w:line="360" w:lineRule="auto" w:after="80"/>
-      </w:pPr>
-      <w:r>
-        <w:rPr>
-          <w:rFonts w:ascii="Calibri" w:hAnsi="Calibri" w:eastAsia="微软雅黑"/>
-          <w:b w:val="0"/>
-          <w:color w:val="2B2B2B"/>
-          <w:sz w:val="22"/>
-        </w:rPr>
-        <w:t>&gt;</w:t>
-      </w:r>
-    </w:p>
-    <w:p>
-      <w:pPr>
         <w:spacing w:line="360" w:lineRule="auto" w:after="60"/>
         <w:ind w:left="567"/>
         <w:pBdr>
@@ -2783,20 +2077,6 @@
     </w:p>
     <w:p>
       <w:pPr>
-        <w:spacing w:line="360" w:lineRule="auto" w:after="80"/>
-      </w:pPr>
-      <w:r>
-        <w:rPr>
-          <w:rFonts w:ascii="Calibri" w:hAnsi="Calibri" w:eastAsia="微软雅黑"/>
-          <w:b w:val="0"/>
-          <w:color w:val="2B2B2B"/>
-          <w:sz w:val="22"/>
-        </w:rPr>
-        <w:t>&gt;</w:t>
-      </w:r>
-    </w:p>
-    <w:p>
-      <w:pPr>
         <w:spacing w:line="360" w:lineRule="auto" w:after="60"/>
         <w:ind w:left="567"/>
         <w:pBdr>
@@ -2810,21 +2090,24 @@
           <w:color w:val="5A5A5A"/>
           <w:sz w:val="21"/>
         </w:rPr>
-        <w:t>**第一，专业对口，有系统的供应链知识基础。** 我大学四年系统学习了供应链管理、物流管理、采购管理、统计学、Python程序设计等核心课程，GPA 82.14。在ERP供应链管理综合实验中，我以账套主管角色独立完成了采购订单到收付款凭证的全流程实操，梳理了采购、销售、库存模块间的数据流转逻辑，对P2P完整业务链路和计划-库存联动有直观理解。</w:t>
-      </w:r>
-    </w:p>
-    <w:p>
-      <w:pPr>
-        <w:spacing w:line="360" w:lineRule="auto" w:after="80"/>
-      </w:pPr>
+      </w:r>
+      <w:r>
+        <w:rPr>
+          <w:rFonts w:ascii="Calibri" w:hAnsi="Calibri" w:eastAsia="微软雅黑"/>
+          <w:b/>
+          <w:color w:val="5A5A5A"/>
+          <w:sz w:val="21"/>
+        </w:rPr>
+        <w:t>第一，专业对口，有系统的供应链知识基础。</w:t>
+      </w:r>
       <w:r>
         <w:rPr>
           <w:rFonts w:ascii="Calibri" w:hAnsi="Calibri" w:eastAsia="微软雅黑"/>
           <w:b w:val="0"/>
-          <w:color w:val="2B2B2B"/>
-          <w:sz w:val="22"/>
-        </w:rPr>
-        <w:t>&gt;</w:t>
+          <w:color w:val="5A5A5A"/>
+          <w:sz w:val="21"/>
+        </w:rPr>
+        <w:t xml:space="preserve"> 我大学四年系统学习了供应链管理、物流管理、采购管理、统计学、Python程序设计等核心课程，GPA 82.14。在ERP供应链管理综合实验中，我以账套主管角色独立完成了采购订单到收付款凭证的全流程实操，梳理了采购、销售、库存模块间的数据流转逻辑，对P2P完整业务链路和计划-库存联动有直观理解。</w:t>
       </w:r>
     </w:p>
     <w:p>
@@ -2842,21 +2125,24 @@
           <w:color w:val="5A5A5A"/>
           <w:sz w:val="21"/>
         </w:rPr>
-        <w:t>**第二，有从问题定义到成果交付的完整项目经验。** 我独立完成了三个比较完整的研究项目。</w:t>
-      </w:r>
-    </w:p>
-    <w:p>
-      <w:pPr>
-        <w:spacing w:line="360" w:lineRule="auto" w:after="80"/>
-      </w:pPr>
+      </w:r>
+      <w:r>
+        <w:rPr>
+          <w:rFonts w:ascii="Calibri" w:hAnsi="Calibri" w:eastAsia="微软雅黑"/>
+          <w:b/>
+          <w:color w:val="5A5A5A"/>
+          <w:sz w:val="21"/>
+        </w:rPr>
+        <w:t>第二，有从问题定义到成果交付的完整项目经验。</w:t>
+      </w:r>
       <w:r>
         <w:rPr>
           <w:rFonts w:ascii="Calibri" w:hAnsi="Calibri" w:eastAsia="微软雅黑"/>
           <w:b w:val="0"/>
-          <w:color w:val="2B2B2B"/>
-          <w:sz w:val="22"/>
-        </w:rPr>
-        <w:t>&gt;</w:t>
+          <w:color w:val="5A5A5A"/>
+          <w:sz w:val="21"/>
+        </w:rPr>
+        <w:t xml:space="preserve"> 我独立完成了三个比较完整的研究项目。</w:t>
       </w:r>
     </w:p>
     <w:p>
@@ -2879,20 +2165,6 @@
     </w:p>
     <w:p>
       <w:pPr>
-        <w:spacing w:line="360" w:lineRule="auto" w:after="80"/>
-      </w:pPr>
-      <w:r>
-        <w:rPr>
-          <w:rFonts w:ascii="Calibri" w:hAnsi="Calibri" w:eastAsia="微软雅黑"/>
-          <w:b w:val="0"/>
-          <w:color w:val="2B2B2B"/>
-          <w:sz w:val="22"/>
-        </w:rPr>
-        <w:t>&gt;</w:t>
-      </w:r>
-    </w:p>
-    <w:p>
-      <w:pPr>
         <w:spacing w:line="360" w:lineRule="auto" w:after="60"/>
         <w:ind w:left="567"/>
         <w:pBdr>
@@ -2911,20 +2183,6 @@
     </w:p>
     <w:p>
       <w:pPr>
-        <w:spacing w:line="360" w:lineRule="auto" w:after="80"/>
-      </w:pPr>
-      <w:r>
-        <w:rPr>
-          <w:rFonts w:ascii="Calibri" w:hAnsi="Calibri" w:eastAsia="微软雅黑"/>
-          <w:b w:val="0"/>
-          <w:color w:val="2B2B2B"/>
-          <w:sz w:val="22"/>
-        </w:rPr>
-        <w:t>&gt;</w:t>
-      </w:r>
-    </w:p>
-    <w:p>
-      <w:pPr>
         <w:spacing w:line="360" w:lineRule="auto" w:after="60"/>
         <w:ind w:left="567"/>
         <w:pBdr>
@@ -2943,20 +2201,6 @@
     </w:p>
     <w:p>
       <w:pPr>
-        <w:spacing w:line="360" w:lineRule="auto" w:after="80"/>
-      </w:pPr>
-      <w:r>
-        <w:rPr>
-          <w:rFonts w:ascii="Calibri" w:hAnsi="Calibri" w:eastAsia="微软雅黑"/>
-          <w:b w:val="0"/>
-          <w:color w:val="2B2B2B"/>
-          <w:sz w:val="22"/>
-        </w:rPr>
-        <w:t>&gt;</w:t>
-      </w:r>
-    </w:p>
-    <w:p>
-      <w:pPr>
         <w:spacing w:line="360" w:lineRule="auto" w:after="60"/>
         <w:ind w:left="567"/>
         <w:pBdr>
@@ -2970,21 +2214,24 @@
           <w:color w:val="5A5A5A"/>
           <w:sz w:val="21"/>
         </w:rPr>
-        <w:t>**第三，有一线执行和跨部门协作的实践经验。** 我在瑞幸咖啡做过两个月兼职咖啡师，负责门店数十种原辅料的日常盘点和效期管理，根据销售消耗规律制定备货计划，这段一线经历让我对库存管理和需求波动有了真实体感。另外我在山东鱼跃尚成教育做过三个月项目助理，统筹200多份申报材料，用Excel搭建了分类台账和三级校验机制，实现了零差错提交。</w:t>
-      </w:r>
-    </w:p>
-    <w:p>
-      <w:pPr>
-        <w:spacing w:line="360" w:lineRule="auto" w:after="80"/>
-      </w:pPr>
+      </w:r>
+      <w:r>
+        <w:rPr>
+          <w:rFonts w:ascii="Calibri" w:hAnsi="Calibri" w:eastAsia="微软雅黑"/>
+          <w:b/>
+          <w:color w:val="5A5A5A"/>
+          <w:sz w:val="21"/>
+        </w:rPr>
+        <w:t>第三，有一线执行和跨部门协作的实践经验。</w:t>
+      </w:r>
       <w:r>
         <w:rPr>
           <w:rFonts w:ascii="Calibri" w:hAnsi="Calibri" w:eastAsia="微软雅黑"/>
           <w:b w:val="0"/>
-          <w:color w:val="2B2B2B"/>
-          <w:sz w:val="22"/>
-        </w:rPr>
-        <w:t>&gt;</w:t>
+          <w:color w:val="5A5A5A"/>
+          <w:sz w:val="21"/>
+        </w:rPr>
+        <w:t xml:space="preserve"> 我在瑞幸咖啡做过两个月兼职咖啡师，负责门店数十种原辅料的日常盘点和效期管理，根据销售消耗规律制定备货计划，这段一线经历让我对库存管理和需求波动有了真实体感。另外我在山东鱼跃尚成教育做过三个月项目助理，统筹200多份申报材料，用Excel搭建了分类台账和三级校验机制，实现了零差错提交。</w:t>
       </w:r>
     </w:p>
     <w:p>
@@ -3034,6 +2281,10 @@
         <w:gridCol w:w="2161"/>
       </w:tblGrid>
       <w:tr>
+        <w:trPr>
+          <w:cantSplit/>
+          <w:tblHeader/>
+        </w:trPr>
         <w:tc>
           <w:tcPr>
             <w:tcW w:type="dxa" w:w="2161"/>
@@ -3104,6 +2355,9 @@
         </w:tc>
       </w:tr>
       <w:tr>
+        <w:trPr>
+          <w:cantSplit/>
+        </w:trPr>
         <w:tc>
           <w:tcPr>
             <w:tcW w:type="dxa" w:w="2161"/>
@@ -3190,6 +2444,9 @@
         </w:tc>
       </w:tr>
       <w:tr>
+        <w:trPr>
+          <w:cantSplit/>
+        </w:trPr>
         <w:tc>
           <w:tcPr>
             <w:tcW w:type="dxa" w:w="2161"/>
@@ -3276,6 +2533,9 @@
         </w:tc>
       </w:tr>
       <w:tr>
+        <w:trPr>
+          <w:cantSplit/>
+        </w:trPr>
         <w:tc>
           <w:tcPr>
             <w:tcW w:type="dxa" w:w="2161"/>
@@ -3362,6 +2622,9 @@
         </w:tc>
       </w:tr>
       <w:tr>
+        <w:trPr>
+          <w:cantSplit/>
+        </w:trPr>
         <w:tc>
           <w:tcPr>
             <w:tcW w:type="dxa" w:w="2161"/>
@@ -3485,20 +2748,6 @@
     </w:p>
     <w:p>
       <w:pPr>
-        <w:spacing w:line="360" w:lineRule="auto" w:after="80"/>
-      </w:pPr>
-      <w:r>
-        <w:rPr>
-          <w:rFonts w:ascii="Calibri" w:hAnsi="Calibri" w:eastAsia="微软雅黑"/>
-          <w:b w:val="0"/>
-          <w:color w:val="2B2B2B"/>
-          <w:sz w:val="22"/>
-        </w:rPr>
-        <w:t>&gt;</w:t>
-      </w:r>
-    </w:p>
-    <w:p>
-      <w:pPr>
         <w:spacing w:line="360" w:lineRule="auto" w:after="60"/>
         <w:ind w:left="567"/>
         <w:pBdr>
@@ -3517,20 +2766,6 @@
     </w:p>
     <w:p>
       <w:pPr>
-        <w:spacing w:line="360" w:lineRule="auto" w:after="80"/>
-      </w:pPr>
-      <w:r>
-        <w:rPr>
-          <w:rFonts w:ascii="Calibri" w:hAnsi="Calibri" w:eastAsia="微软雅黑"/>
-          <w:b w:val="0"/>
-          <w:color w:val="2B2B2B"/>
-          <w:sz w:val="22"/>
-        </w:rPr>
-        <w:t>&gt;</w:t>
-      </w:r>
-    </w:p>
-    <w:p>
-      <w:pPr>
         <w:spacing w:line="360" w:lineRule="auto" w:after="60"/>
         <w:ind w:left="567"/>
         <w:pBdr>
@@ -3549,20 +2784,6 @@
     </w:p>
     <w:p>
       <w:pPr>
-        <w:spacing w:line="360" w:lineRule="auto" w:after="80"/>
-      </w:pPr>
-      <w:r>
-        <w:rPr>
-          <w:rFonts w:ascii="Calibri" w:hAnsi="Calibri" w:eastAsia="微软雅黑"/>
-          <w:b w:val="0"/>
-          <w:color w:val="2B2B2B"/>
-          <w:sz w:val="22"/>
-        </w:rPr>
-        <w:t>&gt;</w:t>
-      </w:r>
-    </w:p>
-    <w:p>
-      <w:pPr>
         <w:spacing w:line="360" w:lineRule="auto" w:after="60"/>
         <w:ind w:left="567"/>
         <w:pBdr>
@@ -3581,20 +2802,6 @@
     </w:p>
     <w:p>
       <w:pPr>
-        <w:spacing w:line="360" w:lineRule="auto" w:after="80"/>
-      </w:pPr>
-      <w:r>
-        <w:rPr>
-          <w:rFonts w:ascii="Calibri" w:hAnsi="Calibri" w:eastAsia="微软雅黑"/>
-          <w:b w:val="0"/>
-          <w:color w:val="2B2B2B"/>
-          <w:sz w:val="22"/>
-        </w:rPr>
-        <w:t>&gt;</w:t>
-      </w:r>
-    </w:p>
-    <w:p>
-      <w:pPr>
         <w:spacing w:line="360" w:lineRule="auto" w:after="60"/>
         <w:ind w:left="567"/>
         <w:pBdr>
@@ -5750,7 +4957,7 @@
           <w:color w:val="5A5A5A"/>
           <w:sz w:val="21"/>
         </w:rPr>
-        <w:t>我在企业经营模拟的课程里遇到过。当时团队对一个生产决策有分歧——有人想多备货保供应，有人想少备货降成本。我当时没有直接站队，而是把两种方案的预期收益和风险都列出来，用数据算了一下不同情况下的结果，最后大家根据数据做了决定。我觉得团队冲突不可怕，关键是用数据和事实说话，而不是比谁声音大。</w:t>
+        <w:t>我在企业经营模拟的课程里遇到过。那门课做的是全球汽车品牌的销售模拟，9 个回合，每轮都要先预测各市场销量，再决定有限的产能怎么投、生产哪几款、各多少。分歧就出在产能往哪边倾斜上——每个人盯的市场不一样，具体哪一轮、争了多少我记不清了。我当时没有直接站队，而是把各市场的需求预测和单位产能产出列到同一张表上，用同一组数字比。我觉得团队冲突不可怕，关键是用数据和事实说话，而不是比谁声音大。</w:t>
       </w:r>
     </w:p>
     <w:p>
@@ -6513,20 +5720,6 @@
     </w:p>
     <w:p>
       <w:pPr>
-        <w:spacing w:line="360" w:lineRule="auto" w:after="80"/>
-      </w:pPr>
-      <w:r>
-        <w:rPr>
-          <w:rFonts w:ascii="Calibri" w:hAnsi="Calibri" w:eastAsia="微软雅黑"/>
-          <w:b w:val="0"/>
-          <w:color w:val="2B2B2B"/>
-          <w:sz w:val="22"/>
-        </w:rPr>
-        <w:t>&gt;</w:t>
-      </w:r>
-    </w:p>
-    <w:p>
-      <w:pPr>
         <w:spacing w:line="360" w:lineRule="auto" w:after="60"/>
         <w:ind w:left="567"/>
         <w:pBdr>
@@ -6545,20 +5738,6 @@
     </w:p>
     <w:p>
       <w:pPr>
-        <w:spacing w:line="360" w:lineRule="auto" w:after="80"/>
-      </w:pPr>
-      <w:r>
-        <w:rPr>
-          <w:rFonts w:ascii="Calibri" w:hAnsi="Calibri" w:eastAsia="微软雅黑"/>
-          <w:b w:val="0"/>
-          <w:color w:val="2B2B2B"/>
-          <w:sz w:val="22"/>
-        </w:rPr>
-        <w:t>&gt;</w:t>
-      </w:r>
-    </w:p>
-    <w:p>
-      <w:pPr>
         <w:spacing w:line="360" w:lineRule="auto" w:after="60"/>
         <w:ind w:left="567"/>
         <w:pBdr>
@@ -6577,20 +5756,6 @@
     </w:p>
     <w:p>
       <w:pPr>
-        <w:spacing w:line="360" w:lineRule="auto" w:after="80"/>
-      </w:pPr>
-      <w:r>
-        <w:rPr>
-          <w:rFonts w:ascii="Calibri" w:hAnsi="Calibri" w:eastAsia="微软雅黑"/>
-          <w:b w:val="0"/>
-          <w:color w:val="2B2B2B"/>
-          <w:sz w:val="22"/>
-        </w:rPr>
-        <w:t>&gt;</w:t>
-      </w:r>
-    </w:p>
-    <w:p>
-      <w:pPr>
         <w:spacing w:line="360" w:lineRule="auto" w:after="60"/>
         <w:ind w:left="567"/>
         <w:pBdr>
@@ -6604,21 +5769,24 @@
           <w:color w:val="5A5A5A"/>
           <w:sz w:val="21"/>
         </w:rPr>
-        <w:t>**第一层是数据基础**。我会先收集过去3个月的订单数据，包括订单量、订单分布、时段分布、历史配送时长、客户地址分布等，先把数据底座搭起来。</w:t>
-      </w:r>
-    </w:p>
-    <w:p>
-      <w:pPr>
-        <w:spacing w:line="360" w:lineRule="auto" w:after="80"/>
-      </w:pPr>
+      </w:r>
+      <w:r>
+        <w:rPr>
+          <w:rFonts w:ascii="Calibri" w:hAnsi="Calibri" w:eastAsia="微软雅黑"/>
+          <w:b/>
+          <w:color w:val="5A5A5A"/>
+          <w:sz w:val="21"/>
+        </w:rPr>
+        <w:t>第一层是数据基础</w:t>
+      </w:r>
       <w:r>
         <w:rPr>
           <w:rFonts w:ascii="Calibri" w:hAnsi="Calibri" w:eastAsia="微软雅黑"/>
           <w:b w:val="0"/>
-          <w:color w:val="2B2B2B"/>
-          <w:sz w:val="22"/>
-        </w:rPr>
-        <w:t>&gt;</w:t>
+          <w:color w:val="5A5A5A"/>
+          <w:sz w:val="21"/>
+        </w:rPr>
+        <w:t>。我会先收集过去3个月的订单数据，包括订单量、订单分布、时段分布、历史配送时长、客户地址分布等，先把数据底座搭起来。</w:t>
       </w:r>
     </w:p>
     <w:p>
@@ -6636,21 +5804,24 @@
           <w:color w:val="5A5A5A"/>
           <w:sz w:val="21"/>
         </w:rPr>
-        <w:t>**第二层是分析决策**。我会根据订单分布做聚类分析，把订单密集的区域划分出来，再用路径优化模型算出最优配送路线。同时我会考虑动态调整——因为订单量每天不一样，我会设计"基础路线+动态调整"的模式，每天根据当天订单量微调路线，而不是完全固定不变。</w:t>
-      </w:r>
-    </w:p>
-    <w:p>
-      <w:pPr>
-        <w:spacing w:line="360" w:lineRule="auto" w:after="80"/>
-      </w:pPr>
+      </w:r>
+      <w:r>
+        <w:rPr>
+          <w:rFonts w:ascii="Calibri" w:hAnsi="Calibri" w:eastAsia="微软雅黑"/>
+          <w:b/>
+          <w:color w:val="5A5A5A"/>
+          <w:sz w:val="21"/>
+        </w:rPr>
+        <w:t>第二层是分析决策</w:t>
+      </w:r>
       <w:r>
         <w:rPr>
           <w:rFonts w:ascii="Calibri" w:hAnsi="Calibri" w:eastAsia="微软雅黑"/>
           <w:b w:val="0"/>
-          <w:color w:val="2B2B2B"/>
-          <w:sz w:val="22"/>
-        </w:rPr>
-        <w:t>&gt;</w:t>
+          <w:color w:val="5A5A5A"/>
+          <w:sz w:val="21"/>
+        </w:rPr>
+        <w:t>。我会根据订单分布做聚类分析，把订单密集的区域划分出来，再用路径优化模型算出最优配送路线。同时我会考虑动态调整——因为订单量每天不一样，我会设计"基础路线+动态调整"的模式，每天根据当天订单量微调路线，而不是完全固定不变。</w:t>
       </w:r>
     </w:p>
     <w:p>
@@ -6668,21 +5839,24 @@
           <w:color w:val="5A5A5A"/>
           <w:sz w:val="21"/>
         </w:rPr>
-        <w:t>**第三层是执行落地**。方案不能只停留在纸面上，我会先选一个区域试点，跟配送员沟通新路线的可行性，收集他们的反馈。因为一线配送员最清楚路况和电梯这些实际问题，模型算出来的最优路线不一定实际可行。</w:t>
-      </w:r>
-    </w:p>
-    <w:p>
-      <w:pPr>
-        <w:spacing w:line="360" w:lineRule="auto" w:after="80"/>
-      </w:pPr>
+      </w:r>
+      <w:r>
+        <w:rPr>
+          <w:rFonts w:ascii="Calibri" w:hAnsi="Calibri" w:eastAsia="微软雅黑"/>
+          <w:b/>
+          <w:color w:val="5A5A5A"/>
+          <w:sz w:val="21"/>
+        </w:rPr>
+        <w:t>第三层是执行落地</w:t>
+      </w:r>
       <w:r>
         <w:rPr>
           <w:rFonts w:ascii="Calibri" w:hAnsi="Calibri" w:eastAsia="微软雅黑"/>
           <w:b w:val="0"/>
-          <w:color w:val="2B2B2B"/>
-          <w:sz w:val="22"/>
-        </w:rPr>
-        <w:t>&gt;</w:t>
+          <w:color w:val="5A5A5A"/>
+          <w:sz w:val="21"/>
+        </w:rPr>
+        <w:t>。方案不能只停留在纸面上，我会先选一个区域试点，跟配送员沟通新路线的可行性，收集他们的反馈。因为一线配送员最清楚路况和电梯这些实际问题，模型算出来的最优路线不一定实际可行。</w:t>
       </w:r>
     </w:p>
     <w:p>
@@ -6700,21 +5874,24 @@
           <w:color w:val="5A5A5A"/>
           <w:sz w:val="21"/>
         </w:rPr>
-        <w:t>**第四层是反馈优化**。试点后我会对比新旧方案的配送时长、成本、配送员负荷、客户满意度这些指标，看看效果怎么样。然后根据试点结果调整模型参数，逐步推广到更多区域。</w:t>
-      </w:r>
-    </w:p>
-    <w:p>
-      <w:pPr>
-        <w:spacing w:line="360" w:lineRule="auto" w:after="80"/>
-      </w:pPr>
+      </w:r>
+      <w:r>
+        <w:rPr>
+          <w:rFonts w:ascii="Calibri" w:hAnsi="Calibri" w:eastAsia="微软雅黑"/>
+          <w:b/>
+          <w:color w:val="5A5A5A"/>
+          <w:sz w:val="21"/>
+        </w:rPr>
+        <w:t>第四层是反馈优化</w:t>
+      </w:r>
       <w:r>
         <w:rPr>
           <w:rFonts w:ascii="Calibri" w:hAnsi="Calibri" w:eastAsia="微软雅黑"/>
           <w:b w:val="0"/>
-          <w:color w:val="2B2B2B"/>
-          <w:sz w:val="22"/>
-        </w:rPr>
-        <w:t>&gt;</w:t>
+          <w:color w:val="5A5A5A"/>
+          <w:sz w:val="21"/>
+        </w:rPr>
+        <w:t>。试点后我会对比新旧方案的配送时长、成本、配送员负荷、客户满意度这些指标，看看效果怎么样。然后根据试点结果调整模型参数，逐步推广到更多区域。</w:t>
       </w:r>
     </w:p>
     <w:p>
@@ -8170,6 +7347,10 @@
         <w:gridCol w:w="2161"/>
       </w:tblGrid>
       <w:tr>
+        <w:trPr>
+          <w:cantSplit/>
+          <w:tblHeader/>
+        </w:trPr>
         <w:tc>
           <w:tcPr>
             <w:tcW w:type="dxa" w:w="2161"/>
@@ -8240,6 +7421,9 @@
         </w:tc>
       </w:tr>
       <w:tr>
+        <w:trPr>
+          <w:cantSplit/>
+        </w:trPr>
         <w:tc>
           <w:tcPr>
             <w:tcW w:type="dxa" w:w="2161"/>
@@ -8310,6 +7494,9 @@
         </w:tc>
       </w:tr>
       <w:tr>
+        <w:trPr>
+          <w:cantSplit/>
+        </w:trPr>
         <w:tc>
           <w:tcPr>
             <w:tcW w:type="dxa" w:w="2161"/>
@@ -8380,6 +7567,9 @@
         </w:tc>
       </w:tr>
       <w:tr>
+        <w:trPr>
+          <w:cantSplit/>
+        </w:trPr>
         <w:tc>
           <w:tcPr>
             <w:tcW w:type="dxa" w:w="2161"/>
@@ -8450,6 +7640,9 @@
         </w:tc>
       </w:tr>
       <w:tr>
+        <w:trPr>
+          <w:cantSplit/>
+        </w:trPr>
         <w:tc>
           <w:tcPr>
             <w:tcW w:type="dxa" w:w="2161"/>
@@ -8520,6 +7713,9 @@
         </w:tc>
       </w:tr>
       <w:tr>
+        <w:trPr>
+          <w:cantSplit/>
+        </w:trPr>
         <w:tc>
           <w:tcPr>
             <w:tcW w:type="dxa" w:w="2161"/>
@@ -8590,6 +7786,9 @@
         </w:tc>
       </w:tr>
       <w:tr>
+        <w:trPr>
+          <w:cantSplit/>
+        </w:trPr>
         <w:tc>
           <w:tcPr>
             <w:tcW w:type="dxa" w:w="2161"/>
@@ -8660,6 +7859,9 @@
         </w:tc>
       </w:tr>
       <w:tr>
+        <w:trPr>
+          <w:cantSplit/>
+        </w:trPr>
         <w:tc>
           <w:tcPr>
             <w:tcW w:type="dxa" w:w="2161"/>
